--- a/planner-api/templates/int_template.docx
+++ b/planner-api/templates/int_template.docx
@@ -33,6 +33,7 @@
           <w:p>
             <w:r>
               <w:rPr>
+                <w:b/>
                 <w:sz w:val="20"/>
               </w:rPr>
               <w:t>Identificador</w:t>
@@ -46,6 +47,7 @@
           <w:p>
             <w:r>
               <w:rPr>
+                <w:b w:val="0"/>
                 <w:sz w:val="20"/>
               </w:rPr>
               <w:t>{{ codigo }}</w:t>
@@ -61,6 +63,7 @@
           <w:p>
             <w:r>
               <w:rPr>
+                <w:b/>
                 <w:sz w:val="20"/>
               </w:rPr>
               <w:t>Título</w:t>
@@ -74,6 +77,7 @@
           <w:p>
             <w:r>
               <w:rPr>
+                <w:b w:val="0"/>
                 <w:sz w:val="20"/>
               </w:rPr>
               <w:t>{{ titulo }}</w:t>
@@ -89,6 +93,7 @@
           <w:p>
             <w:r>
               <w:rPr>
+                <w:b/>
                 <w:sz w:val="20"/>
               </w:rPr>
               <w:t>Status</w:t>
@@ -102,6 +107,7 @@
           <w:p>
             <w:r>
               <w:rPr>
+                <w:b w:val="0"/>
                 <w:sz w:val="20"/>
               </w:rPr>
               <w:t>{{ status }}</w:t>
@@ -117,6 +123,7 @@
           <w:p>
             <w:r>
               <w:rPr>
+                <w:b/>
                 <w:sz w:val="20"/>
               </w:rPr>
               <w:t>Versão</w:t>
@@ -130,6 +137,7 @@
           <w:p>
             <w:r>
               <w:rPr>
+                <w:b w:val="0"/>
                 <w:sz w:val="20"/>
               </w:rPr>
               <w:t>{{ versao }} — {{ data }}</w:t>
@@ -145,6 +153,7 @@
           <w:p>
             <w:r>
               <w:rPr>
+                <w:b/>
                 <w:sz w:val="20"/>
               </w:rPr>
               <w:t>ADR de referência</w:t>
@@ -158,6 +167,7 @@
           <w:p>
             <w:r>
               <w:rPr>
+                <w:b w:val="0"/>
                 <w:sz w:val="20"/>
               </w:rPr>
               <w:t>{{ adr_referencia }}</w:t>
@@ -173,6 +183,37 @@
           <w:p>
             <w:r>
               <w:rPr>
+                <w:b/>
+                <w:sz w:val="20"/>
+              </w:rPr>
+              <w:t>Prazo do Rollout</w:t>
+            </w:r>
+          </w:p>
+        </w:tc>
+        <w:tc>
+          <w:tcPr>
+            <w:tcW w:type="dxa" w:w="4320"/>
+          </w:tcPr>
+          <w:p>
+            <w:r>
+              <w:rPr>
+                <w:b w:val="0"/>
+                <w:sz w:val="20"/>
+              </w:rPr>
+              <w:t>{{ prazo_rollout }}</w:t>
+            </w:r>
+          </w:p>
+        </w:tc>
+      </w:tr>
+      <w:tr>
+        <w:tc>
+          <w:tcPr>
+            <w:tcW w:type="dxa" w:w="4320"/>
+          </w:tcPr>
+          <w:p>
+            <w:r>
+              <w:rPr>
+                <w:b/>
                 <w:sz w:val="20"/>
               </w:rPr>
               <w:t>Solicitantes</w:t>
@@ -186,6 +227,7 @@
           <w:p>
             <w:r>
               <w:rPr>
+                <w:b w:val="0"/>
                 <w:sz w:val="20"/>
               </w:rPr>
               <w:t>{{ solicitantes }}</w:t>
@@ -201,6 +243,7 @@
           <w:p>
             <w:r>
               <w:rPr>
+                <w:b/>
                 <w:sz w:val="20"/>
               </w:rPr>
               <w:t>Elaborado por</w:t>
@@ -214,6 +257,7 @@
           <w:p>
             <w:r>
               <w:rPr>
+                <w:b w:val="0"/>
                 <w:sz w:val="20"/>
               </w:rPr>
               <w:t>{{ autores }}</w:t>
@@ -241,7 +285,12 @@
         <w:pStyle w:val="Heading1"/>
       </w:pPr>
       <w:r>
-        <w:t>2. Detalhamento dos Itens em Aberto</w:t>
+        <w:t>2. Resumo por Responsável</w:t>
+      </w:r>
+    </w:p>
+    <w:p>
+      <w:r>
+        <w:t>{{ resumo_intro }}</w:t>
       </w:r>
     </w:p>
     <w:tbl>
@@ -251,33 +300,19 @@
         <w:tblLook w:firstColumn="1" w:firstRow="1" w:lastColumn="0" w:lastRow="0" w:noHBand="0" w:noVBand="1" w:val="04A0"/>
       </w:tblPr>
       <w:tblGrid>
-        <w:gridCol w:w="1728"/>
-        <w:gridCol w:w="1728"/>
-        <w:gridCol w:w="1728"/>
-        <w:gridCol w:w="1728"/>
-        <w:gridCol w:w="1728"/>
+        <w:gridCol w:w="2880"/>
+        <w:gridCol w:w="2880"/>
+        <w:gridCol w:w="2880"/>
       </w:tblGrid>
       <w:tr>
         <w:tc>
           <w:tcPr>
-            <w:tcW w:type="dxa" w:w="1728"/>
+            <w:tcW w:type="dxa" w:w="2880"/>
           </w:tcPr>
           <w:p>
             <w:r>
               <w:rPr>
-                <w:sz w:val="20"/>
-              </w:rPr>
-              <w:t>Item</w:t>
-            </w:r>
-          </w:p>
-        </w:tc>
-        <w:tc>
-          <w:tcPr>
-            <w:tcW w:type="dxa" w:w="1728"/>
-          </w:tcPr>
-          <w:p>
-            <w:r>
-              <w:rPr>
+                <w:b/>
                 <w:sz w:val="20"/>
               </w:rPr>
               <w:t>Responsável</w:t>
@@ -286,40 +321,29 @@
         </w:tc>
         <w:tc>
           <w:tcPr>
-            <w:tcW w:type="dxa" w:w="1728"/>
+            <w:tcW w:type="dxa" w:w="2880"/>
           </w:tcPr>
           <w:p>
             <w:r>
               <w:rPr>
+                <w:b/>
                 <w:sz w:val="20"/>
               </w:rPr>
-              <w:t>Prazo</w:t>
+              <w:t>Itens</w:t>
             </w:r>
           </w:p>
         </w:tc>
         <w:tc>
           <w:tcPr>
-            <w:tcW w:type="dxa" w:w="1728"/>
+            <w:tcW w:type="dxa" w:w="2880"/>
           </w:tcPr>
           <w:p>
             <w:r>
               <w:rPr>
+                <w:b/>
                 <w:sz w:val="20"/>
               </w:rPr>
-              <w:t>Status</w:t>
-            </w:r>
-          </w:p>
-        </w:tc>
-        <w:tc>
-          <w:tcPr>
-            <w:tcW w:type="dxa" w:w="1728"/>
-          </w:tcPr>
-          <w:p>
-            <w:r>
-              <w:rPr>
-                <w:sz w:val="20"/>
-              </w:rPr>
-              <w:t>Observações</w:t>
+              <w:t>Prazo de resposta</w:t>
             </w:r>
           </w:p>
         </w:tc>
@@ -327,38 +351,27 @@
       <w:tr>
         <w:tc>
           <w:tcPr>
-            <w:tcW w:type="dxa" w:w="1728"/>
+            <w:tcW w:type="dxa" w:w="2880"/>
           </w:tcPr>
           <w:p>
             <w:r>
               <w:rPr>
+                <w:b w:val="0"/>
                 <w:sz w:val="20"/>
               </w:rPr>
-              <w:t>{%tr for item in itens_em_aberto %}</w:t>
+              <w:t>{%tr for linha in resumo_por_responsavel %}</w:t>
             </w:r>
           </w:p>
         </w:tc>
         <w:tc>
           <w:tcPr>
-            <w:tcW w:type="dxa" w:w="1728"/>
+            <w:tcW w:type="dxa" w:w="2880"/>
           </w:tcPr>
           <w:p/>
         </w:tc>
         <w:tc>
           <w:tcPr>
-            <w:tcW w:type="dxa" w:w="1728"/>
-          </w:tcPr>
-          <w:p/>
-        </w:tc>
-        <w:tc>
-          <w:tcPr>
-            <w:tcW w:type="dxa" w:w="1728"/>
-          </w:tcPr>
-          <w:p/>
-        </w:tc>
-        <w:tc>
-          <w:tcPr>
-            <w:tcW w:type="dxa" w:w="1728"/>
+            <w:tcW w:type="dxa" w:w="2880"/>
           </w:tcPr>
           <w:p/>
         </w:tc>
@@ -366,66 +379,43 @@
       <w:tr>
         <w:tc>
           <w:tcPr>
-            <w:tcW w:type="dxa" w:w="1728"/>
+            <w:tcW w:type="dxa" w:w="2880"/>
           </w:tcPr>
           <w:p>
             <w:r>
               <w:rPr>
+                <w:b w:val="0"/>
                 <w:sz w:val="20"/>
               </w:rPr>
-              <w:t>{{ item.item }}</w:t>
+              <w:t>{{ linha.responsavel }}</w:t>
             </w:r>
           </w:p>
         </w:tc>
         <w:tc>
           <w:tcPr>
-            <w:tcW w:type="dxa" w:w="1728"/>
+            <w:tcW w:type="dxa" w:w="2880"/>
           </w:tcPr>
           <w:p>
             <w:r>
               <w:rPr>
+                <w:b w:val="0"/>
                 <w:sz w:val="20"/>
               </w:rPr>
-              <w:t>{{ item.responsavel }}</w:t>
+              <w:t>{{ linha.itens }}</w:t>
             </w:r>
           </w:p>
         </w:tc>
         <w:tc>
           <w:tcPr>
-            <w:tcW w:type="dxa" w:w="1728"/>
+            <w:tcW w:type="dxa" w:w="2880"/>
           </w:tcPr>
           <w:p>
             <w:r>
               <w:rPr>
+                <w:b w:val="0"/>
                 <w:sz w:val="20"/>
               </w:rPr>
-              <w:t>{{ item.prazo }}</w:t>
-            </w:r>
-          </w:p>
-        </w:tc>
-        <w:tc>
-          <w:tcPr>
-            <w:tcW w:type="dxa" w:w="1728"/>
-          </w:tcPr>
-          <w:p>
-            <w:r>
-              <w:rPr>
-                <w:sz w:val="20"/>
-              </w:rPr>
-              <w:t>{{ item.status }}</w:t>
-            </w:r>
-          </w:p>
-        </w:tc>
-        <w:tc>
-          <w:tcPr>
-            <w:tcW w:type="dxa" w:w="1728"/>
-          </w:tcPr>
-          <w:p>
-            <w:r>
-              <w:rPr>
-                <w:sz w:val="20"/>
-              </w:rPr>
-              <w:t>{{ item.observacoes }}</w:t>
+              <w:t>{{ linha.prazo }}</w:t>
             </w:r>
           </w:p>
         </w:tc>
@@ -433,11 +423,12 @@
       <w:tr>
         <w:tc>
           <w:tcPr>
-            <w:tcW w:type="dxa" w:w="1728"/>
+            <w:tcW w:type="dxa" w:w="2880"/>
           </w:tcPr>
           <w:p>
             <w:r>
               <w:rPr>
+                <w:b w:val="0"/>
                 <w:sz w:val="20"/>
               </w:rPr>
               <w:t>{%tr endfor %}</w:t>
@@ -446,25 +437,13 @@
         </w:tc>
         <w:tc>
           <w:tcPr>
-            <w:tcW w:type="dxa" w:w="1728"/>
+            <w:tcW w:type="dxa" w:w="2880"/>
           </w:tcPr>
           <w:p/>
         </w:tc>
         <w:tc>
           <w:tcPr>
-            <w:tcW w:type="dxa" w:w="1728"/>
-          </w:tcPr>
-          <w:p/>
-        </w:tc>
-        <w:tc>
-          <w:tcPr>
-            <w:tcW w:type="dxa" w:w="1728"/>
-          </w:tcPr>
-          <w:p/>
-        </w:tc>
-        <w:tc>
-          <w:tcPr>
-            <w:tcW w:type="dxa" w:w="1728"/>
+            <w:tcW w:type="dxa" w:w="2880"/>
           </w:tcPr>
           <w:p/>
         </w:tc>
@@ -476,7 +455,498 @@
         <w:pStyle w:val="Heading1"/>
       </w:pPr>
       <w:r>
-        <w:t>3. Próximos Passos</w:t>
+        <w:t>3. Detalhamento dos Itens em Aberto</w:t>
+      </w:r>
+    </w:p>
+    <w:p>
+      <w:r>
+        <w:t>{{ itens_em_aberto_intro }}</w:t>
+      </w:r>
+    </w:p>
+    <w:tbl>
+      <w:tblPr>
+        <w:tblStyle w:val="TableGrid"/>
+        <w:tblW w:type="auto" w:w="0"/>
+        <w:tblLook w:firstColumn="1" w:firstRow="1" w:lastColumn="0" w:lastRow="0" w:noHBand="0" w:noVBand="1" w:val="04A0"/>
+      </w:tblPr>
+      <w:tblGrid>
+        <w:gridCol w:w="1440"/>
+        <w:gridCol w:w="1440"/>
+        <w:gridCol w:w="1440"/>
+        <w:gridCol w:w="1440"/>
+        <w:gridCol w:w="1440"/>
+        <w:gridCol w:w="1440"/>
+      </w:tblGrid>
+      <w:tr>
+        <w:tc>
+          <w:tcPr>
+            <w:tcW w:type="dxa" w:w="1440"/>
+          </w:tcPr>
+          <w:p>
+            <w:r>
+              <w:rPr>
+                <w:b/>
+                <w:sz w:val="20"/>
+              </w:rPr>
+              <w:t>#</w:t>
+            </w:r>
+          </w:p>
+        </w:tc>
+        <w:tc>
+          <w:tcPr>
+            <w:tcW w:type="dxa" w:w="1440"/>
+          </w:tcPr>
+          <w:p>
+            <w:r>
+              <w:rPr>
+                <w:b/>
+                <w:sz w:val="20"/>
+              </w:rPr>
+              <w:t>Item</w:t>
+            </w:r>
+          </w:p>
+        </w:tc>
+        <w:tc>
+          <w:tcPr>
+            <w:tcW w:type="dxa" w:w="1440"/>
+          </w:tcPr>
+          <w:p>
+            <w:r>
+              <w:rPr>
+                <w:b/>
+                <w:sz w:val="20"/>
+              </w:rPr>
+              <w:t>Responsável</w:t>
+            </w:r>
+          </w:p>
+        </w:tc>
+        <w:tc>
+          <w:tcPr>
+            <w:tcW w:type="dxa" w:w="1440"/>
+          </w:tcPr>
+          <w:p>
+            <w:r>
+              <w:rPr>
+                <w:b/>
+                <w:sz w:val="20"/>
+              </w:rPr>
+              <w:t>Prazo resposta</w:t>
+            </w:r>
+          </w:p>
+        </w:tc>
+        <w:tc>
+          <w:tcPr>
+            <w:tcW w:type="dxa" w:w="1440"/>
+          </w:tcPr>
+          <w:p>
+            <w:r>
+              <w:rPr>
+                <w:b/>
+                <w:sz w:val="20"/>
+              </w:rPr>
+              <w:t>Status</w:t>
+            </w:r>
+          </w:p>
+        </w:tc>
+        <w:tc>
+          <w:tcPr>
+            <w:tcW w:type="dxa" w:w="1440"/>
+          </w:tcPr>
+          <w:p>
+            <w:r>
+              <w:rPr>
+                <w:b/>
+                <w:sz w:val="20"/>
+              </w:rPr>
+              <w:t>Observações</w:t>
+            </w:r>
+          </w:p>
+        </w:tc>
+      </w:tr>
+      <w:tr>
+        <w:tc>
+          <w:tcPr>
+            <w:tcW w:type="dxa" w:w="1440"/>
+          </w:tcPr>
+          <w:p>
+            <w:r>
+              <w:rPr>
+                <w:b w:val="0"/>
+                <w:sz w:val="20"/>
+              </w:rPr>
+              <w:t>{%tr for item in itens_em_aberto %}</w:t>
+            </w:r>
+          </w:p>
+        </w:tc>
+        <w:tc>
+          <w:tcPr>
+            <w:tcW w:type="dxa" w:w="1440"/>
+          </w:tcPr>
+          <w:p/>
+        </w:tc>
+        <w:tc>
+          <w:tcPr>
+            <w:tcW w:type="dxa" w:w="1440"/>
+          </w:tcPr>
+          <w:p/>
+        </w:tc>
+        <w:tc>
+          <w:tcPr>
+            <w:tcW w:type="dxa" w:w="1440"/>
+          </w:tcPr>
+          <w:p/>
+        </w:tc>
+        <w:tc>
+          <w:tcPr>
+            <w:tcW w:type="dxa" w:w="1440"/>
+          </w:tcPr>
+          <w:p/>
+        </w:tc>
+        <w:tc>
+          <w:tcPr>
+            <w:tcW w:type="dxa" w:w="1440"/>
+          </w:tcPr>
+          <w:p/>
+        </w:tc>
+      </w:tr>
+      <w:tr>
+        <w:tc>
+          <w:tcPr>
+            <w:tcW w:type="dxa" w:w="1440"/>
+          </w:tcPr>
+          <w:p>
+            <w:r>
+              <w:rPr>
+                <w:b w:val="0"/>
+                <w:sz w:val="20"/>
+              </w:rPr>
+              <w:t>{{ item.numero }}</w:t>
+            </w:r>
+          </w:p>
+        </w:tc>
+        <w:tc>
+          <w:tcPr>
+            <w:tcW w:type="dxa" w:w="1440"/>
+          </w:tcPr>
+          <w:p>
+            <w:r>
+              <w:rPr>
+                <w:b w:val="0"/>
+                <w:sz w:val="20"/>
+              </w:rPr>
+              <w:t>{{ item.item }}</w:t>
+            </w:r>
+          </w:p>
+        </w:tc>
+        <w:tc>
+          <w:tcPr>
+            <w:tcW w:type="dxa" w:w="1440"/>
+          </w:tcPr>
+          <w:p>
+            <w:r>
+              <w:rPr>
+                <w:b w:val="0"/>
+                <w:sz w:val="20"/>
+              </w:rPr>
+              <w:t>{{ item.responsavel }}</w:t>
+            </w:r>
+          </w:p>
+        </w:tc>
+        <w:tc>
+          <w:tcPr>
+            <w:tcW w:type="dxa" w:w="1440"/>
+          </w:tcPr>
+          <w:p>
+            <w:r>
+              <w:rPr>
+                <w:b w:val="0"/>
+                <w:sz w:val="20"/>
+              </w:rPr>
+              <w:t>{{ item.prazo }}</w:t>
+            </w:r>
+          </w:p>
+        </w:tc>
+        <w:tc>
+          <w:tcPr>
+            <w:tcW w:type="dxa" w:w="1440"/>
+          </w:tcPr>
+          <w:p>
+            <w:r>
+              <w:rPr>
+                <w:b w:val="0"/>
+                <w:sz w:val="20"/>
+              </w:rPr>
+              <w:t>{{ item.status }}</w:t>
+            </w:r>
+          </w:p>
+        </w:tc>
+        <w:tc>
+          <w:tcPr>
+            <w:tcW w:type="dxa" w:w="1440"/>
+          </w:tcPr>
+          <w:p>
+            <w:r>
+              <w:rPr>
+                <w:b w:val="0"/>
+                <w:sz w:val="20"/>
+              </w:rPr>
+              <w:t>{{ item.observacoes }}</w:t>
+            </w:r>
+          </w:p>
+        </w:tc>
+      </w:tr>
+      <w:tr>
+        <w:tc>
+          <w:tcPr>
+            <w:tcW w:type="dxa" w:w="1440"/>
+          </w:tcPr>
+          <w:p>
+            <w:r>
+              <w:rPr>
+                <w:b w:val="0"/>
+                <w:sz w:val="20"/>
+              </w:rPr>
+              <w:t>{%tr endfor %}</w:t>
+            </w:r>
+          </w:p>
+        </w:tc>
+        <w:tc>
+          <w:tcPr>
+            <w:tcW w:type="dxa" w:w="1440"/>
+          </w:tcPr>
+          <w:p/>
+        </w:tc>
+        <w:tc>
+          <w:tcPr>
+            <w:tcW w:type="dxa" w:w="1440"/>
+          </w:tcPr>
+          <w:p/>
+        </w:tc>
+        <w:tc>
+          <w:tcPr>
+            <w:tcW w:type="dxa" w:w="1440"/>
+          </w:tcPr>
+          <w:p/>
+        </w:tc>
+        <w:tc>
+          <w:tcPr>
+            <w:tcW w:type="dxa" w:w="1440"/>
+          </w:tcPr>
+          <w:p/>
+        </w:tc>
+        <w:tc>
+          <w:tcPr>
+            <w:tcW w:type="dxa" w:w="1440"/>
+          </w:tcPr>
+          <w:p/>
+        </w:tc>
+      </w:tr>
+    </w:tbl>
+    <w:p/>
+    <w:p>
+      <w:pPr>
+        <w:pStyle w:val="Heading1"/>
+      </w:pPr>
+      <w:r>
+        <w:t>4. O que o Time do Platform Pode Iniciar Agora</w:t>
+      </w:r>
+    </w:p>
+    <w:p>
+      <w:r>
+        <w:t>{{ pode_iniciar_intro }}</w:t>
+      </w:r>
+    </w:p>
+    <w:tbl>
+      <w:tblPr>
+        <w:tblStyle w:val="TableGrid"/>
+        <w:tblW w:type="auto" w:w="0"/>
+        <w:tblLook w:firstColumn="1" w:firstRow="1" w:lastColumn="0" w:lastRow="0" w:noHBand="0" w:noVBand="1" w:val="04A0"/>
+      </w:tblPr>
+      <w:tblGrid>
+        <w:gridCol w:w="4320"/>
+        <w:gridCol w:w="4320"/>
+      </w:tblGrid>
+      <w:tr>
+        <w:tc>
+          <w:tcPr>
+            <w:tcW w:type="dxa" w:w="4320"/>
+          </w:tcPr>
+          <w:p>
+            <w:r>
+              <w:rPr>
+                <w:b/>
+                <w:sz w:val="20"/>
+              </w:rPr>
+              <w:t>Pode iniciar agora</w:t>
+            </w:r>
+          </w:p>
+        </w:tc>
+        <w:tc>
+          <w:tcPr>
+            <w:tcW w:type="dxa" w:w="4320"/>
+          </w:tcPr>
+          <w:p>
+            <w:r>
+              <w:rPr>
+                <w:b/>
+                <w:sz w:val="20"/>
+              </w:rPr>
+              <w:t>Bloqueado por</w:t>
+            </w:r>
+          </w:p>
+        </w:tc>
+      </w:tr>
+      <w:tr>
+        <w:tc>
+          <w:tcPr>
+            <w:tcW w:type="dxa" w:w="4320"/>
+          </w:tcPr>
+          <w:p>
+            <w:r>
+              <w:rPr>
+                <w:b w:val="0"/>
+                <w:sz w:val="20"/>
+              </w:rPr>
+              <w:t>{%tr for linha in pode_iniciar_agora %}</w:t>
+            </w:r>
+          </w:p>
+        </w:tc>
+        <w:tc>
+          <w:tcPr>
+            <w:tcW w:type="dxa" w:w="4320"/>
+          </w:tcPr>
+          <w:p/>
+        </w:tc>
+      </w:tr>
+      <w:tr>
+        <w:tc>
+          <w:tcPr>
+            <w:tcW w:type="dxa" w:w="4320"/>
+          </w:tcPr>
+          <w:p>
+            <w:r>
+              <w:rPr>
+                <w:b w:val="0"/>
+                <w:sz w:val="20"/>
+              </w:rPr>
+              <w:t>{{ linha.tarefa }}</w:t>
+            </w:r>
+          </w:p>
+        </w:tc>
+        <w:tc>
+          <w:tcPr>
+            <w:tcW w:type="dxa" w:w="4320"/>
+          </w:tcPr>
+          <w:p>
+            <w:r>
+              <w:rPr>
+                <w:b w:val="0"/>
+                <w:sz w:val="20"/>
+              </w:rPr>
+              <w:t>{{ linha.bloqueado_por }}</w:t>
+            </w:r>
+          </w:p>
+        </w:tc>
+      </w:tr>
+      <w:tr>
+        <w:tc>
+          <w:tcPr>
+            <w:tcW w:type="dxa" w:w="4320"/>
+          </w:tcPr>
+          <w:p>
+            <w:r>
+              <w:rPr>
+                <w:b w:val="0"/>
+                <w:sz w:val="20"/>
+              </w:rPr>
+              <w:t>{%tr endfor %}</w:t>
+            </w:r>
+          </w:p>
+        </w:tc>
+        <w:tc>
+          <w:tcPr>
+            <w:tcW w:type="dxa" w:w="4320"/>
+          </w:tcPr>
+          <w:p/>
+        </w:tc>
+      </w:tr>
+    </w:tbl>
+    <w:p/>
+    <w:p>
+      <w:r>
+        <w:t>{% if itens_definidos %}</w:t>
+      </w:r>
+    </w:p>
+    <w:p>
+      <w:pPr>
+        <w:pStyle w:val="Heading1"/>
+      </w:pPr>
+      <w:r>
+        <w:t>5. Itens Já Definidos — Detalhes Técnicos</w:t>
+      </w:r>
+    </w:p>
+    <w:p>
+      <w:r>
+        <w:t>{% for bloco in itens_definidos %}</w:t>
+      </w:r>
+    </w:p>
+    <w:p>
+      <w:pPr>
+        <w:pStyle w:val="Heading2"/>
+      </w:pPr>
+      <w:r>
+        <w:t>{{ bloco.titulo }}</w:t>
+      </w:r>
+    </w:p>
+    <w:p>
+      <w:r>
+        <w:t>{% for paragrafo in bloco.paragrafos %}</w:t>
+      </w:r>
+    </w:p>
+    <w:p>
+      <w:r>
+        <w:t>{{ paragrafo }}</w:t>
+      </w:r>
+    </w:p>
+    <w:p>
+      <w:r>
+        <w:t>{% endfor %}</w:t>
+      </w:r>
+    </w:p>
+    <w:p>
+      <w:r>
+        <w:t>{% for item in bloco.bullets %}</w:t>
+      </w:r>
+    </w:p>
+    <w:p>
+      <w:pPr>
+        <w:pStyle w:val="ListBullet"/>
+      </w:pPr>
+      <w:r>
+        <w:t>{{ item }}</w:t>
+      </w:r>
+    </w:p>
+    <w:p>
+      <w:r>
+        <w:t>{% endfor %}</w:t>
+      </w:r>
+    </w:p>
+    <w:p>
+      <w:r>
+        <w:t>{% endfor %}</w:t>
+      </w:r>
+    </w:p>
+    <w:p>
+      <w:r>
+        <w:t>{% endif %}</w:t>
+      </w:r>
+    </w:p>
+    <w:p>
+      <w:pPr>
+        <w:pStyle w:val="Heading1"/>
+      </w:pPr>
+      <w:r>
+        <w:t>6. Próximos Passos</w:t>
       </w:r>
     </w:p>
     <w:p>
@@ -495,6 +965,227 @@
     <w:p>
       <w:r>
         <w:t>{% endfor %}</w:t>
+      </w:r>
+    </w:p>
+    <w:p>
+      <w:r>
+        <w:t>{{ proximos_passos_nota }}</w:t>
+      </w:r>
+    </w:p>
+    <w:p>
+      <w:r>
+        <w:t>{% if controle_versoes %}</w:t>
+      </w:r>
+    </w:p>
+    <w:p>
+      <w:pPr>
+        <w:pStyle w:val="Heading1"/>
+      </w:pPr>
+      <w:r>
+        <w:t>7. Controle de Versões</w:t>
+      </w:r>
+    </w:p>
+    <w:tbl>
+      <w:tblPr>
+        <w:tblStyle w:val="TableGrid"/>
+        <w:tblW w:type="auto" w:w="0"/>
+        <w:tblLook w:firstColumn="1" w:firstRow="1" w:lastColumn="0" w:lastRow="0" w:noHBand="0" w:noVBand="1" w:val="04A0"/>
+      </w:tblPr>
+      <w:tblGrid>
+        <w:gridCol w:w="2160"/>
+        <w:gridCol w:w="2160"/>
+        <w:gridCol w:w="2160"/>
+        <w:gridCol w:w="2160"/>
+      </w:tblGrid>
+      <w:tr>
+        <w:tc>
+          <w:tcPr>
+            <w:tcW w:type="dxa" w:w="2160"/>
+          </w:tcPr>
+          <w:p>
+            <w:r>
+              <w:rPr>
+                <w:b/>
+                <w:sz w:val="20"/>
+              </w:rPr>
+              <w:t>Versão</w:t>
+            </w:r>
+          </w:p>
+        </w:tc>
+        <w:tc>
+          <w:tcPr>
+            <w:tcW w:type="dxa" w:w="2160"/>
+          </w:tcPr>
+          <w:p>
+            <w:r>
+              <w:rPr>
+                <w:b/>
+                <w:sz w:val="20"/>
+              </w:rPr>
+              <w:t>Data</w:t>
+            </w:r>
+          </w:p>
+        </w:tc>
+        <w:tc>
+          <w:tcPr>
+            <w:tcW w:type="dxa" w:w="2160"/>
+          </w:tcPr>
+          <w:p>
+            <w:r>
+              <w:rPr>
+                <w:b/>
+                <w:sz w:val="20"/>
+              </w:rPr>
+              <w:t>Alteração</w:t>
+            </w:r>
+          </w:p>
+        </w:tc>
+        <w:tc>
+          <w:tcPr>
+            <w:tcW w:type="dxa" w:w="2160"/>
+          </w:tcPr>
+          <w:p>
+            <w:r>
+              <w:rPr>
+                <w:b/>
+                <w:sz w:val="20"/>
+              </w:rPr>
+              <w:t>Autor</w:t>
+            </w:r>
+          </w:p>
+        </w:tc>
+      </w:tr>
+      <w:tr>
+        <w:tc>
+          <w:tcPr>
+            <w:tcW w:type="dxa" w:w="2160"/>
+          </w:tcPr>
+          <w:p>
+            <w:r>
+              <w:rPr>
+                <w:b w:val="0"/>
+                <w:sz w:val="20"/>
+              </w:rPr>
+              <w:t>{%tr for linha in controle_versoes %}</w:t>
+            </w:r>
+          </w:p>
+        </w:tc>
+        <w:tc>
+          <w:tcPr>
+            <w:tcW w:type="dxa" w:w="2160"/>
+          </w:tcPr>
+          <w:p/>
+        </w:tc>
+        <w:tc>
+          <w:tcPr>
+            <w:tcW w:type="dxa" w:w="2160"/>
+          </w:tcPr>
+          <w:p/>
+        </w:tc>
+        <w:tc>
+          <w:tcPr>
+            <w:tcW w:type="dxa" w:w="2160"/>
+          </w:tcPr>
+          <w:p/>
+        </w:tc>
+      </w:tr>
+      <w:tr>
+        <w:tc>
+          <w:tcPr>
+            <w:tcW w:type="dxa" w:w="2160"/>
+          </w:tcPr>
+          <w:p>
+            <w:r>
+              <w:rPr>
+                <w:b w:val="0"/>
+                <w:sz w:val="20"/>
+              </w:rPr>
+              <w:t>{{ linha.versao }}</w:t>
+            </w:r>
+          </w:p>
+        </w:tc>
+        <w:tc>
+          <w:tcPr>
+            <w:tcW w:type="dxa" w:w="2160"/>
+          </w:tcPr>
+          <w:p>
+            <w:r>
+              <w:rPr>
+                <w:b w:val="0"/>
+                <w:sz w:val="20"/>
+              </w:rPr>
+              <w:t>{{ linha.data }}</w:t>
+            </w:r>
+          </w:p>
+        </w:tc>
+        <w:tc>
+          <w:tcPr>
+            <w:tcW w:type="dxa" w:w="2160"/>
+          </w:tcPr>
+          <w:p>
+            <w:r>
+              <w:rPr>
+                <w:b w:val="0"/>
+                <w:sz w:val="20"/>
+              </w:rPr>
+              <w:t>{{ linha.alteracao }}</w:t>
+            </w:r>
+          </w:p>
+        </w:tc>
+        <w:tc>
+          <w:tcPr>
+            <w:tcW w:type="dxa" w:w="2160"/>
+          </w:tcPr>
+          <w:p>
+            <w:r>
+              <w:rPr>
+                <w:b w:val="0"/>
+                <w:sz w:val="20"/>
+              </w:rPr>
+              <w:t>{{ linha.autor }}</w:t>
+            </w:r>
+          </w:p>
+        </w:tc>
+      </w:tr>
+      <w:tr>
+        <w:tc>
+          <w:tcPr>
+            <w:tcW w:type="dxa" w:w="2160"/>
+          </w:tcPr>
+          <w:p>
+            <w:r>
+              <w:rPr>
+                <w:b w:val="0"/>
+                <w:sz w:val="20"/>
+              </w:rPr>
+              <w:t>{%tr endfor %}</w:t>
+            </w:r>
+          </w:p>
+        </w:tc>
+        <w:tc>
+          <w:tcPr>
+            <w:tcW w:type="dxa" w:w="2160"/>
+          </w:tcPr>
+          <w:p/>
+        </w:tc>
+        <w:tc>
+          <w:tcPr>
+            <w:tcW w:type="dxa" w:w="2160"/>
+          </w:tcPr>
+          <w:p/>
+        </w:tc>
+        <w:tc>
+          <w:tcPr>
+            <w:tcW w:type="dxa" w:w="2160"/>
+          </w:tcPr>
+          <w:p/>
+        </w:tc>
+      </w:tr>
+    </w:tbl>
+    <w:p/>
+    <w:p>
+      <w:r>
+        <w:t>{% endif %}</w:t>
       </w:r>
     </w:p>
     <w:sectPr>
